--- a/Dokumentation/TDD Dokumentation.docx
+++ b/Dokumentation/TDD Dokumentation.docx
@@ -140,6 +140,65 @@
         <w:rPr>
           <w:lang w:val="de-CH"/>
         </w:rPr>
+        <w:t>Zb.</w:t>
+      </w:r>
+    </w:p>
+    <w:p>
+      <w:pPr>
+        <w:rPr>
+          <w:lang w:val="de-CH"/>
+        </w:rPr>
+      </w:pPr>
+      <w:r>
+        <w:rPr>
+          <w:lang w:val="de-CH"/>
+        </w:rPr>
+        <w:t>RED: Ich habe in GeraeteControllerTest.java den Test testDeleteGeraet_ReturnsOk() geschrieben, der einen DELETE-Request an /geraete/1 sendet und den Status 200 OK erwartet. Da die Methode fehlte, schlug der Test fehl (404 Not Found).</w:t>
+      </w:r>
+    </w:p>
+    <w:p>
+      <w:pPr>
+        <w:rPr>
+          <w:lang w:val="de-CH"/>
+        </w:rPr>
+      </w:pPr>
+      <w:r>
+        <w:rPr>
+          <w:lang w:val="de-CH"/>
+        </w:rPr>
+        <w:t>GREEN: Ich habe die @DeleteMapping("/{id}") Methode im GeraeteController programmiert, die das Gerät aus dem Repository löscht. Der Test lief danach erfolgreich durch.</w:t>
+      </w:r>
+    </w:p>
+    <w:p>
+      <w:pPr>
+        <w:rPr>
+          <w:lang w:val="de-CH"/>
+        </w:rPr>
+      </w:pPr>
+      <w:r>
+        <w:rPr>
+          <w:lang w:val="de-CH"/>
+        </w:rPr>
+        <w:t>REFACTOR: Ich habe die Methode abgesichert, sodass auch Ausleihe-Verknüpfungen vorher gelöscht werden, ohne dass die bestehenden Tests kaputtgingen.</w:t>
+      </w:r>
+    </w:p>
+    <w:p>
+      <w:pPr>
+        <w:rPr>
+          <w:lang w:val="de-CH"/>
+        </w:rPr>
+      </w:pPr>
+    </w:p>
+    <w:p>
+      <w:pPr>
+        <w:rPr>
+          <w:lang w:val="de-CH"/>
+        </w:rPr>
+      </w:pPr>
+      <w:r>
+        <w:rPr>
+          <w:lang w:val="de-CH"/>
+        </w:rPr>
         <w:t>Vorbereitung: Umstellung auf H2 In-Memory Datenbank</w:t>
       </w:r>
     </w:p>
@@ -178,7 +237,14 @@
         <w:rPr>
           <w:lang w:val="de-CH"/>
         </w:rPr>
-        <w:t>Ich habe eine H2 In-Memory-Datenbank eingebunden. Diese Datenbank existiert nur im Arbeitsspeicher, solange die Tests laufen. Spring Boot erstellt die Tabellen bei jedem Testlauf automatisch neu (create-drop) und löscht sie danach wieder. Dadurch sind meine Tests nun zu 100% unabhängig von meiner lokalen MySQL- oder Docker-Umgebung.</w:t>
+        <w:t xml:space="preserve">Ich habe eine H2 In-Memory-Datenbank eingebunden. Diese Datenbank existiert nur im Arbeitsspeicher, solange die Tests laufen. Spring Boot erstellt die Tabellen bei jedem </w:t>
+      </w:r>
+      <w:r>
+        <w:rPr>
+          <w:lang w:val="de-CH"/>
+        </w:rPr>
+        <w:lastRenderedPageBreak/>
+        <w:t>Testlauf automatisch neu (create-drop) und löscht sie danach wieder. Dadurch sind meine Tests nun zu 100% unabhängig von meiner lokalen MySQL- oder Docker-Umgebung.</w:t>
       </w:r>
     </w:p>
     <w:p>
@@ -268,7 +334,6 @@
         <w:rPr>
           <w:lang w:val="de-CH"/>
         </w:rPr>
-        <w:lastRenderedPageBreak/>
         <w:t>Umsetzung: Der Controller nimmt ein JSON-Objekt aus dem Body der Anfrage (@RequestBody) entgegen, wandelt es in ein Gereate-Objekt um und speichert es über das Repository in der Datenbank. Wenn dies erfolgreich ist, wird das neu erstellte Gerät mit dem HTTP-Status 201 Created zurückgegeben.</w:t>
       </w:r>
     </w:p>
@@ -444,6 +509,7 @@
         <w:rPr>
           <w:lang w:val="de-CH"/>
         </w:rPr>
+        <w:lastRenderedPageBreak/>
         <w:t>4. DELETE (Delete) - Löschen eines Geräts</w:t>
       </w:r>
     </w:p>
@@ -522,7 +588,6 @@
         <w:rPr>
           <w:lang w:val="de-CH"/>
         </w:rPr>
-        <w:lastRenderedPageBreak/>
         <w:t>Fazit</w:t>
       </w:r>
     </w:p>
@@ -638,7 +703,14 @@
         <w:rPr>
           <w:lang w:val="de-CH"/>
         </w:rPr>
-        <w:t>editGeraet.html (Neu): Ich habe ein komplett neues Formular erstellt. Anders als beim reinen Hinzufügen, nutzt dieses Formular Thymeleaf (th:object und th:field), um die Eingabefelder direkt mit den aktuellen Werten des Geräts (z.B. dem Namen oder dem Status) vorab auszufüllen.</w:t>
+        <w:t xml:space="preserve">editGeraet.html (Neu): Ich habe ein komplett neues Formular erstellt. Anders als beim reinen Hinzufügen, nutzt dieses Formular Thymeleaf (th:object und </w:t>
+      </w:r>
+      <w:r>
+        <w:rPr>
+          <w:lang w:val="de-CH"/>
+        </w:rPr>
+        <w:lastRenderedPageBreak/>
+        <w:t>th:field), um die Eingabefelder direkt mit den aktuellen Werten des Geräts (z.B. dem Namen oder dem Status) vorab auszufüllen.</w:t>
       </w:r>
     </w:p>
     <w:p>
@@ -698,14 +770,7 @@
         <w:rPr>
           <w:lang w:val="de-CH"/>
         </w:rPr>
-        <w:t xml:space="preserve">Änderungen speichern (/geraete/update/{id}): Diese POST-Methode nimmt die neuen Daten aus dem Formular entgegen, holt das bestehende Gerät aus der </w:t>
-      </w:r>
-      <w:r>
-        <w:rPr>
-          <w:lang w:val="de-CH"/>
-        </w:rPr>
-        <w:lastRenderedPageBreak/>
-        <w:t>Datenbank, überschreibt die Werte und speichert das Update. Danach wird der Nutzer zurück auf die Übersichtsseite geleitet (redirect).</w:t>
+        <w:t>Änderungen speichern (/geraete/update/{id}): Diese POST-Methode nimmt die neuen Daten aus dem Formular entgegen, holt das bestehende Gerät aus der Datenbank, überschreibt die Werte und speichert das Update. Danach wird der Nutzer zurück auf die Übersichtsseite geleitet (redirect).</w:t>
       </w:r>
     </w:p>
     <w:p>
@@ -839,7 +904,14 @@
         <w:rPr>
           <w:lang w:val="de-CH"/>
         </w:rPr>
-        <w:t>Fazit: Durch diese Erweiterungen ist das Projekt nun ein voll funktionsfähiges System. Der Nutzer kann Geräte über eine grafische Oberfläche verwalten (hinzufügen, ansehen, ausleihen, zurückgeben, bearbeiten und löschen) und das Backend sorgt im Hintergrund verlässlich für die Datenspeicherung. Dank TDD sind all diese Pfade durch insgesamt 29 erfolgreiche automatisierte Tests abgedeckt.</w:t>
+        <w:t xml:space="preserve">Fazit: Durch diese Erweiterungen ist das Projekt nun ein voll funktionsfähiges System. Der Nutzer kann Geräte über eine grafische Oberfläche verwalten (hinzufügen, </w:t>
+      </w:r>
+      <w:r>
+        <w:rPr>
+          <w:lang w:val="de-CH"/>
+        </w:rPr>
+        <w:lastRenderedPageBreak/>
+        <w:t>ansehen, ausleihen, zurückgeben, bearbeiten und löschen) und das Backend sorgt im Hintergrund verlässlich für die Datenspeicherung. Dank TDD sind all diese Pfade durch insgesamt 29 erfolgreiche automatisierte Tests abgedeckt.</w:t>
       </w:r>
     </w:p>
     <w:p/>

--- a/Dokumentation/TDD Dokumentation.docx
+++ b/Dokumentation/TDD Dokumentation.docx
@@ -98,19 +98,7 @@
         <w:rPr>
           <w:lang w:val="de-CH"/>
         </w:rPr>
-        <w:t>Green: Anschlie</w:t>
-      </w:r>
-      <w:r>
-        <w:rPr>
-          <w:lang w:val="de-CH"/>
-        </w:rPr>
-        <w:t>ss</w:t>
-      </w:r>
-      <w:r>
-        <w:rPr>
-          <w:lang w:val="de-CH"/>
-        </w:rPr>
-        <w:t>end habe ich im GeraeteController genau den Code implementiert, der nötig war, damit der Test erfolgreich durchläuft (Grün wird).</w:t>
+        <w:t>Green: Anschliessend habe ich im GeraeteController genau den Code implementiert, der nötig war, damit der Test erfolgreich durchläuft (Grün wird).</w:t>
       </w:r>
     </w:p>
     <w:p>
@@ -212,19 +200,7 @@
         <w:rPr>
           <w:lang w:val="de-CH"/>
         </w:rPr>
-        <w:t>Zu Beginn der TDD-Phase stie</w:t>
-      </w:r>
-      <w:r>
-        <w:rPr>
-          <w:lang w:val="de-CH"/>
-        </w:rPr>
-        <w:t>ss</w:t>
-      </w:r>
-      <w:r>
-        <w:rPr>
-          <w:lang w:val="de-CH"/>
-        </w:rPr>
-        <w:t xml:space="preserve"> ich auf das Problem, dass meine Tests versuchten, auf eine echte, lokale MySQL-Datenbank zuzugreifen (Connection refused). Da automatisierte Tests isoliert und schnell laufen sollen, habe ich die Test-Konfiguration (src/test/resources/application.properties) angepasst.</w:t>
+        <w:t>Zu Beginn der TDD-Phase stiess ich auf das Problem, dass meine Tests versuchten, auf eine echte, lokale MySQL-Datenbank zuzugreifen (Connection refused). Da automatisierte Tests isoliert und schnell laufen sollen, habe ich die Test-Konfiguration (src/test/resources/application.properties) angepasst.</w:t>
       </w:r>
     </w:p>
     <w:p>
@@ -570,20 +546,6 @@
           <w:lang w:val="de-CH"/>
         </w:rPr>
       </w:pPr>
-    </w:p>
-    <w:p>
-      <w:pPr>
-        <w:rPr>
-          <w:lang w:val="de-CH"/>
-        </w:rPr>
-      </w:pPr>
-    </w:p>
-    <w:p>
-      <w:pPr>
-        <w:rPr>
-          <w:lang w:val="de-CH"/>
-        </w:rPr>
-      </w:pPr>
       <w:r>
         <w:rPr>
           <w:lang w:val="de-CH"/>
@@ -703,26 +665,20 @@
         <w:rPr>
           <w:lang w:val="de-CH"/>
         </w:rPr>
-        <w:t xml:space="preserve">editGeraet.html (Neu): Ich habe ein komplett neues Formular erstellt. Anders als beim reinen Hinzufügen, nutzt dieses Formular Thymeleaf (th:object und </w:t>
-      </w:r>
+        <w:t>editGeraet.html (Neu): Ich habe ein komplett neues Formular erstellt. Anders als beim reinen Hinzufügen, nutzt dieses Formular Thymeleaf (th:object und th:field), um die Eingabefelder direkt mit den aktuellen Werten des Geräts (z.B. dem Namen oder dem Status) vorab auszufüllen.</w:t>
+      </w:r>
+    </w:p>
+    <w:p>
+      <w:pPr>
+        <w:rPr>
+          <w:lang w:val="de-CH"/>
+        </w:rPr>
+      </w:pPr>
       <w:r>
         <w:rPr>
           <w:lang w:val="de-CH"/>
         </w:rPr>
         <w:lastRenderedPageBreak/>
-        <w:t>th:field), um die Eingabefelder direkt mit den aktuellen Werten des Geräts (z.B. dem Namen oder dem Status) vorab auszufüllen.</w:t>
-      </w:r>
-    </w:p>
-    <w:p>
-      <w:pPr>
-        <w:rPr>
-          <w:lang w:val="de-CH"/>
-        </w:rPr>
-      </w:pPr>
-      <w:r>
-        <w:rPr>
-          <w:lang w:val="de-CH"/>
-        </w:rPr>
         <w:t>2. Implementierung der Logik im Web-Controller</w:t>
       </w:r>
     </w:p>
@@ -787,7 +743,19 @@
         <w:rPr>
           <w:lang w:val="de-CH"/>
         </w:rPr>
-        <w:t>Gerät löschen (/geraete/delete/{id}): Hier habe ich eine besonders wichtige Sicherheitsmaßnahme implementiert. Da ein Gerät mit der Ausleihe-Tabelle verknüpft sein kann, würde ein einfaches Löschen zu einem Datenbankfehler (Foreign Key Constraint Violation) führen. Daher prüft mein Code zuerst, ob das Gerät gerade ausgeliehen ist. Ist das der Fall, wird zuerst der Eintrag aus der Ausleihe gelöscht, bevor das eigentliche Gerät aus der Datenbank entfernt wird.</w:t>
+        <w:t>Gerät löschen (/geraete/delete/{id}): Hier habe ich eine besonders wichtige Sicherheitsma</w:t>
+      </w:r>
+      <w:r>
+        <w:rPr>
+          <w:lang w:val="de-CH"/>
+        </w:rPr>
+        <w:t>ss</w:t>
+      </w:r>
+      <w:r>
+        <w:rPr>
+          <w:lang w:val="de-CH"/>
+        </w:rPr>
+        <w:t>nahme implementiert. Da ein Gerät mit der Ausleihe-Tabelle verknüpft sein kann, würde ein einfaches Löschen zu einem Datenbankfehler (Foreign Key Constraint Violation) führen. Daher prüft mein Code zuerst, ob das Gerät gerade ausgeliehen ist. Ist das der Fall, wird zuerst der Eintrag aus der Ausleihe gelöscht, bevor das eigentliche Gerät aus der Datenbank entfernt wird.</w:t>
       </w:r>
     </w:p>
     <w:p>
@@ -904,17 +872,9 @@
         <w:rPr>
           <w:lang w:val="de-CH"/>
         </w:rPr>
-        <w:t xml:space="preserve">Fazit: Durch diese Erweiterungen ist das Projekt nun ein voll funktionsfähiges System. Der Nutzer kann Geräte über eine grafische Oberfläche verwalten (hinzufügen, </w:t>
-      </w:r>
-      <w:r>
-        <w:rPr>
-          <w:lang w:val="de-CH"/>
-        </w:rPr>
-        <w:lastRenderedPageBreak/>
-        <w:t>ansehen, ausleihen, zurückgeben, bearbeiten und löschen) und das Backend sorgt im Hintergrund verlässlich für die Datenspeicherung. Dank TDD sind all diese Pfade durch insgesamt 29 erfolgreiche automatisierte Tests abgedeckt.</w:t>
-      </w:r>
-    </w:p>
-    <w:p/>
+        <w:t>Fazit: Durch diese Erweiterungen ist das Projekt nun ein voll funktionsfähiges System. Der Nutzer kann Geräte über eine grafische Oberfläche verwalten (hinzufügen, ansehen, ausleihen, zurückgeben, bearbeiten und löschen) und das Backend sorgt im Hintergrund verlässlich für die Datenspeicherung. Dank TDD sind all diese Pfade durch insgesamt 29 erfolgreiche automatisierte Tests abgedeckt.</w:t>
+      </w:r>
+    </w:p>
     <w:sectPr>
       <w:pgSz w:w="11906" w:h="16838"/>
       <w:pgMar w:top="1440" w:right="1440" w:bottom="1440" w:left="1440" w:header="708" w:footer="708" w:gutter="0"/>
@@ -2681,6 +2641,7 @@
   <w:style w:type="character" w:default="1" w:styleId="DefaultParagraphFont">
     <w:name w:val="Default Paragraph Font"/>
     <w:uiPriority w:val="1"/>
+    <w:semiHidden/>
     <w:unhideWhenUsed/>
   </w:style>
   <w:style w:type="table" w:default="1" w:styleId="TableNormal">

--- a/Dokumentation/TDD Dokumentation.docx
+++ b/Dokumentation/TDD Dokumentation.docx
@@ -567,57 +567,216 @@
       </w:r>
     </w:p>
     <w:p/>
-    <w:p/>
-    <w:p>
-      <w:pPr>
-        <w:rPr>
-          <w:lang w:val="de-CH"/>
-        </w:rPr>
-      </w:pPr>
-      <w:r>
-        <w:rPr>
-          <w:lang w:val="de-CH"/>
-        </w:rPr>
-        <w:t>Erweiterung: Frontend-Integration und UI-Tests</w:t>
-      </w:r>
-    </w:p>
-    <w:p>
-      <w:pPr>
-        <w:rPr>
-          <w:lang w:val="de-CH"/>
-        </w:rPr>
-      </w:pPr>
-      <w:r>
-        <w:rPr>
-          <w:lang w:val="de-CH"/>
-        </w:rPr>
-        <w:t>Nachdem die grundlegenden CRUD-Operationen in der REST-API (Backend) funktionierten, bestand der nächste logische Schritt darin, diese Funktionen auch für den Endnutzer auf der Webseite nutzbar zu machen. Bisher konnten Geräte nur angesehen und hinzugefügt werden. Nun sollten auch das Bearbeiten und das Löschen über die Benutzeroberfläche möglich sein.</w:t>
-      </w:r>
-    </w:p>
-    <w:p>
-      <w:pPr>
-        <w:rPr>
-          <w:lang w:val="de-CH"/>
-        </w:rPr>
-      </w:pPr>
-      <w:r>
-        <w:rPr>
-          <w:lang w:val="de-CH"/>
-        </w:rPr>
-        <w:t>1. Anpassung der Benutzeroberfläche (Thymeleaf-Views)</w:t>
-      </w:r>
-    </w:p>
-    <w:p>
-      <w:pPr>
-        <w:rPr>
-          <w:lang w:val="de-CH"/>
-        </w:rPr>
-      </w:pPr>
-      <w:r>
-        <w:rPr>
-          <w:lang w:val="de-CH"/>
-        </w:rPr>
-        <w:t xml:space="preserve">Zuerst habe ich die HTML-Templates angepasst, die mithilfe der Template-Engine </w:t>
+    <w:p>
+      <w:pPr>
+        <w:rPr>
+          <w:lang w:val="de-CH"/>
+        </w:rPr>
+      </w:pPr>
+      <w:r>
+        <w:rPr>
+          <w:lang w:val="de-CH"/>
+        </w:rPr>
+        <w:t>Erweiterung: Frontend-Integration und UI-Tests nach TDD</w:t>
+      </w:r>
+    </w:p>
+    <w:p>
+      <w:pPr>
+        <w:rPr>
+          <w:lang w:val="de-CH"/>
+        </w:rPr>
+      </w:pPr>
+      <w:r>
+        <w:rPr>
+          <w:lang w:val="de-CH"/>
+        </w:rPr>
+        <w:t>Nachdem die grundlegenden CRUD-Operationen in der REST-API funktionierten, bestand der nächste logische Schritt darin, diese Funktionen auch für den Endnutzer auf der Webseite nutzbar zu machen. Bisher konnten Geräte nur angesehen und hinzugefügt werden; nun sollten das Bearbeiten und Löschen folgen. Um meiner Entwicklungsstrategie treu zu bleiben, habe ich auch diese UI-Controller-Funktionen strikt nach dem Test-Driven Development (TDD) Prinzip umgesetzt.</w:t>
+      </w:r>
+    </w:p>
+    <w:p>
+      <w:pPr>
+        <w:rPr>
+          <w:lang w:val="de-CH"/>
+        </w:rPr>
+      </w:pPr>
+      <w:r>
+        <w:rPr>
+          <w:lang w:val="de-CH"/>
+        </w:rPr>
+        <w:t>1. Die RED-Phase: Testabdeckung zuerst (Unit-Tests)</w:t>
+      </w:r>
+    </w:p>
+    <w:p>
+      <w:pPr>
+        <w:rPr>
+          <w:lang w:val="de-CH"/>
+        </w:rPr>
+      </w:pPr>
+      <w:r>
+        <w:rPr>
+          <w:lang w:val="de-CH"/>
+        </w:rPr>
+        <w:t>Bevor ich Benutzeroberflächen oder Controller-Methoden erstellt habe, habe ich zuerst die Datei GeraeteViewControllerTest.java um die Anforderungen für das Bearbeiten und Löschen erweitert. Anstatt echte Datenbankabfragen durchzuführen, habe ich die Repositories isoliert und durch Mocks ersetzt (hierbei bin ich auf das aktuellere @MockitoBean umgestiegen, um sauberen Code zu schreiben). Mit dem Werkzeug MockMvc habe ich simulierte HTTP-Anfragen an die noch nicht existierenden neuen Routen gesendet. Dabei habe ich automatisiert folgende Erwartungen definiert:</w:t>
+      </w:r>
+    </w:p>
+    <w:p>
+      <w:pPr>
+        <w:numPr>
+          <w:ilvl w:val="0"/>
+          <w:numId w:val="9"/>
+        </w:numPr>
+        <w:rPr>
+          <w:lang w:val="de-CH"/>
+        </w:rPr>
+      </w:pPr>
+      <w:r>
+        <w:rPr>
+          <w:lang w:val="de-CH"/>
+        </w:rPr>
+        <w:t>Ob der Server mit einem erfolgreichen Status (z.B. 200 OK oder 3xx Redirection) antwortet.</w:t>
+      </w:r>
+    </w:p>
+    <w:p>
+      <w:pPr>
+        <w:numPr>
+          <w:ilvl w:val="0"/>
+          <w:numId w:val="9"/>
+        </w:numPr>
+        <w:rPr>
+          <w:lang w:val="de-CH"/>
+        </w:rPr>
+      </w:pPr>
+      <w:r>
+        <w:rPr>
+          <w:lang w:val="de-CH"/>
+        </w:rPr>
+        <w:t>Ob der Controller den Nutzer auf die richtige HTML-Seite oder URL weiterleitet (view().name() bzw. redirectedUrl()).</w:t>
+      </w:r>
+    </w:p>
+    <w:p>
+      <w:pPr>
+        <w:numPr>
+          <w:ilvl w:val="0"/>
+          <w:numId w:val="9"/>
+        </w:numPr>
+        <w:rPr>
+          <w:lang w:val="de-CH"/>
+        </w:rPr>
+      </w:pPr>
+      <w:r>
+        <w:rPr>
+          <w:lang w:val="de-CH"/>
+        </w:rPr>
+        <w:lastRenderedPageBreak/>
+        <w:t>Ob der Controller im Hintergrund auch wirklich die korrekten Datenbankbefehle zum Speichern (save) oder Löschen (deleteById) aufruft (Mockito.verify()).</w:t>
+      </w:r>
+    </w:p>
+    <w:p>
+      <w:pPr>
+        <w:rPr>
+          <w:lang w:val="de-CH"/>
+        </w:rPr>
+      </w:pPr>
+      <w:r>
+        <w:rPr>
+          <w:lang w:val="de-CH"/>
+        </w:rPr>
+        <w:t>Da der dazugehörige Code im Controller noch fehlte, schlugen alle diese neu geschriebenen Tests beim Ausführen folgerichtig fehl</w:t>
+      </w:r>
+      <w:r>
+        <w:rPr>
+          <w:lang w:val="de-CH"/>
+        </w:rPr>
+        <w:t>.</w:t>
+      </w:r>
+    </w:p>
+    <w:p>
+      <w:pPr>
+        <w:rPr>
+          <w:lang w:val="de-CH"/>
+        </w:rPr>
+      </w:pPr>
+      <w:r>
+        <w:rPr>
+          <w:lang w:val="de-CH"/>
+        </w:rPr>
+        <w:t>2. Die GREEN-Phase: Implementierung der Logik im Web-Controller</w:t>
+      </w:r>
+    </w:p>
+    <w:p>
+      <w:pPr>
+        <w:rPr>
+          <w:lang w:val="de-CH"/>
+        </w:rPr>
+      </w:pPr>
+      <w:r>
+        <w:rPr>
+          <w:lang w:val="de-CH"/>
+        </w:rPr>
+        <w:t>Im nächsten Schritt habe ich im GeraeteViewController exakt den Code geschrieben, der nötig war, um die Tests erfolgreich bestehen zu lassen. Ich habe drei neue Methoden implementiert:</w:t>
+      </w:r>
+    </w:p>
+    <w:p>
+      <w:pPr>
+        <w:numPr>
+          <w:ilvl w:val="0"/>
+          <w:numId w:val="10"/>
+        </w:numPr>
+        <w:rPr>
+          <w:lang w:val="de-CH"/>
+        </w:rPr>
+      </w:pPr>
+      <w:r>
+        <w:rPr>
+          <w:lang w:val="de-CH"/>
+        </w:rPr>
+        <w:t>Ansicht laden (/geraete/edit/{id}): Diese GET-Methode sucht das Gerät anhand der ID in der Datenbank und übergibt es an das Model.</w:t>
+      </w:r>
+    </w:p>
+    <w:p>
+      <w:pPr>
+        <w:numPr>
+          <w:ilvl w:val="0"/>
+          <w:numId w:val="10"/>
+        </w:numPr>
+        <w:rPr>
+          <w:lang w:val="de-CH"/>
+        </w:rPr>
+      </w:pPr>
+      <w:r>
+        <w:rPr>
+          <w:lang w:val="de-CH"/>
+        </w:rPr>
+        <w:t>Änderungen speichern (/geraete/update/{id}): Diese POST-Methode holt das bestehende Gerät aus der Datenbank, überschreibt die Werte mit den neuen Daten und speichert das Update. Danach wird der Nutzer zurück auf die Übersichtsseite geleitet.</w:t>
+      </w:r>
+    </w:p>
+    <w:p>
+      <w:pPr>
+        <w:numPr>
+          <w:ilvl w:val="0"/>
+          <w:numId w:val="10"/>
+        </w:numPr>
+        <w:rPr>
+          <w:lang w:val="de-CH"/>
+        </w:rPr>
+      </w:pPr>
+      <w:r>
+        <w:rPr>
+          <w:lang w:val="de-CH"/>
+        </w:rPr>
+        <w:t>Gerät löschen (/geraete/delete/{id}): Hier habe ich eine besonders wichtige Sicherheitsma</w:t>
+      </w:r>
+      <w:r>
+        <w:rPr>
+          <w:lang w:val="de-CH"/>
+        </w:rPr>
+        <w:t>ss</w:t>
+      </w:r>
+      <w:r>
+        <w:rPr>
+          <w:lang w:val="de-CH"/>
+        </w:rPr>
+        <w:t>nahme implementiert, die ebenfalls von den Tests abgedeckt wurde. Da ein Gerät mit der Ausleihe-Tabelle verknüpft sein kann, würde ein einfaches Löschen zu einem Datenbankfehler (</w:t>
       </w:r>
       <w:r>
         <w:rPr>
@@ -625,20 +784,71 @@
           <w:iCs/>
           <w:lang w:val="de-CH"/>
         </w:rPr>
-        <w:t>Thymeleaf</w:t>
-      </w:r>
-      <w:r>
-        <w:rPr>
-          <w:lang w:val="de-CH"/>
-        </w:rPr>
-        <w:t xml:space="preserve"> gerendert werden:</w:t>
+        <w:t>Foreign Key Constraint Violation</w:t>
+      </w:r>
+      <w:r>
+        <w:rPr>
+          <w:lang w:val="de-CH"/>
+        </w:rPr>
+        <w:t>) führen. Daher prüft mein Code zuerst, ob das Gerät gerade ausgeliehen ist. Ist das der Fall, wird zuerst der Eintrag aus der Ausleihe gelöscht, bevor das eigentliche Gerät aus der Datenbank entfernt wird.</w:t>
+      </w:r>
+    </w:p>
+    <w:p>
+      <w:pPr>
+        <w:rPr>
+          <w:lang w:val="de-CH"/>
+        </w:rPr>
+      </w:pPr>
+      <w:r>
+        <w:rPr>
+          <w:lang w:val="de-CH"/>
+        </w:rPr>
+        <w:t>Nach der Implementierung dieser Methoden liefen alle Tests fehlerfrei durch (Status: GREEN).</w:t>
+      </w:r>
+    </w:p>
+    <w:p>
+      <w:pPr>
+        <w:rPr>
+          <w:lang w:val="de-CH"/>
+        </w:rPr>
+      </w:pPr>
+      <w:r>
+        <w:rPr>
+          <w:lang w:val="de-CH"/>
+        </w:rPr>
+        <w:t>3. Frontend-Integration: Anpassung der Benutzeroberfläche (Thymeleaf-Views)</w:t>
+      </w:r>
+    </w:p>
+    <w:p>
+      <w:pPr>
+        <w:rPr>
+          <w:lang w:val="de-CH"/>
+        </w:rPr>
+      </w:pPr>
+      <w:r>
+        <w:rPr>
+          <w:lang w:val="de-CH"/>
+        </w:rPr>
+        <w:t>Abschlie</w:t>
+      </w:r>
+      <w:r>
+        <w:rPr>
+          <w:lang w:val="de-CH"/>
+        </w:rPr>
+        <w:t>ss</w:t>
+      </w:r>
+      <w:r>
+        <w:rPr>
+          <w:lang w:val="de-CH"/>
+        </w:rPr>
+        <w:t>end konnte ich die Benutzeroberfläche an die nun fertig getestete Controller-Logik anbinden. Dafür habe ich die HTML-Templates angepasst:</w:t>
       </w:r>
     </w:p>
     <w:p>
       <w:pPr>
         <w:numPr>
           <w:ilvl w:val="0"/>
-          <w:numId w:val="6"/>
+          <w:numId w:val="11"/>
         </w:numPr>
         <w:rPr>
           <w:lang w:val="de-CH"/>
@@ -655,7 +865,7 @@
       <w:pPr>
         <w:numPr>
           <w:ilvl w:val="0"/>
-          <w:numId w:val="6"/>
+          <w:numId w:val="11"/>
         </w:numPr>
         <w:rPr>
           <w:lang w:val="de-CH"/>
@@ -665,7 +875,7 @@
         <w:rPr>
           <w:lang w:val="de-CH"/>
         </w:rPr>
-        <w:t>editGeraet.html (Neu): Ich habe ein komplett neues Formular erstellt. Anders als beim reinen Hinzufügen, nutzt dieses Formular Thymeleaf (th:object und th:field), um die Eingabefelder direkt mit den aktuellen Werten des Geräts (z.B. dem Namen oder dem Status) vorab auszufüllen.</w:t>
+        <w:t>editGeraet.html (Neu): Ich habe ein komplett neues Formular erstellt. Dieses Formular nutzt Thymeleaf (th:object und th:field), um die Eingabefelder direkt mit den aktuellen Werten des Geräts (z.B. dem Namen oder dem Status) vorab auszufüllen.</w:t>
       </w:r>
     </w:p>
     <w:p>
@@ -679,201 +889,15 @@
           <w:lang w:val="de-CH"/>
         </w:rPr>
         <w:lastRenderedPageBreak/>
-        <w:t>2. Implementierung der Logik im Web-Controller</w:t>
-      </w:r>
-    </w:p>
-    <w:p>
-      <w:pPr>
-        <w:rPr>
-          <w:lang w:val="de-CH"/>
-        </w:rPr>
-      </w:pPr>
-      <w:r>
-        <w:rPr>
-          <w:lang w:val="de-CH"/>
-        </w:rPr>
-        <w:t>Um die Klicks auf die neuen Buttons zu verarbeiten, habe ich den GeraeteViewController um drei neue Methoden erweitert:</w:t>
-      </w:r>
-    </w:p>
-    <w:p>
-      <w:pPr>
-        <w:numPr>
-          <w:ilvl w:val="0"/>
-          <w:numId w:val="7"/>
-        </w:numPr>
-        <w:rPr>
-          <w:lang w:val="de-CH"/>
-        </w:rPr>
-      </w:pPr>
-      <w:r>
-        <w:rPr>
-          <w:lang w:val="de-CH"/>
-        </w:rPr>
-        <w:t>Ansicht laden (/geraete/edit/{id}): Diese GET-Methode sucht das Gerät anhand der ID in der Datenbank und übergibt es an das Model, damit das Formular (editGeraet.html) die alten Daten anzeigen kann.</w:t>
-      </w:r>
-    </w:p>
-    <w:p>
-      <w:pPr>
-        <w:numPr>
-          <w:ilvl w:val="0"/>
-          <w:numId w:val="7"/>
-        </w:numPr>
-        <w:rPr>
-          <w:lang w:val="de-CH"/>
-        </w:rPr>
-      </w:pPr>
-      <w:r>
-        <w:rPr>
-          <w:lang w:val="de-CH"/>
-        </w:rPr>
-        <w:t>Änderungen speichern (/geraete/update/{id}): Diese POST-Methode nimmt die neuen Daten aus dem Formular entgegen, holt das bestehende Gerät aus der Datenbank, überschreibt die Werte und speichert das Update. Danach wird der Nutzer zurück auf die Übersichtsseite geleitet (redirect).</w:t>
-      </w:r>
-    </w:p>
-    <w:p>
-      <w:pPr>
-        <w:numPr>
-          <w:ilvl w:val="0"/>
-          <w:numId w:val="7"/>
-        </w:numPr>
-        <w:rPr>
-          <w:lang w:val="de-CH"/>
-        </w:rPr>
-      </w:pPr>
-      <w:r>
-        <w:rPr>
-          <w:lang w:val="de-CH"/>
-        </w:rPr>
-        <w:t>Gerät löschen (/geraete/delete/{id}): Hier habe ich eine besonders wichtige Sicherheitsma</w:t>
-      </w:r>
-      <w:r>
-        <w:rPr>
-          <w:lang w:val="de-CH"/>
-        </w:rPr>
-        <w:t>ss</w:t>
-      </w:r>
-      <w:r>
-        <w:rPr>
-          <w:lang w:val="de-CH"/>
-        </w:rPr>
-        <w:t>nahme implementiert. Da ein Gerät mit der Ausleihe-Tabelle verknüpft sein kann, würde ein einfaches Löschen zu einem Datenbankfehler (Foreign Key Constraint Violation) führen. Daher prüft mein Code zuerst, ob das Gerät gerade ausgeliehen ist. Ist das der Fall, wird zuerst der Eintrag aus der Ausleihe gelöscht, bevor das eigentliche Gerät aus der Datenbank entfernt wird.</w:t>
-      </w:r>
-    </w:p>
-    <w:p>
-      <w:pPr>
-        <w:rPr>
-          <w:lang w:val="de-CH"/>
-        </w:rPr>
-      </w:pPr>
-      <w:r>
-        <w:rPr>
-          <w:lang w:val="de-CH"/>
-        </w:rPr>
-        <w:t>3. Testabdeckung des Frontends (Unit-Tests)</w:t>
-      </w:r>
-    </w:p>
-    <w:p>
-      <w:pPr>
-        <w:rPr>
-          <w:lang w:val="de-CH"/>
-        </w:rPr>
-      </w:pPr>
-      <w:r>
-        <w:rPr>
-          <w:lang w:val="de-CH"/>
-        </w:rPr>
-        <w:t>Passend zu meinem TDD-Ansatz wollte ich sicherstellen, dass auch der GeraeteViewController vollständig getestet ist. Dafür habe ich die Datei GeraeteViewControllerTest.java erweitert.</w:t>
-      </w:r>
-    </w:p>
-    <w:p>
-      <w:pPr>
-        <w:rPr>
-          <w:lang w:val="de-CH"/>
-        </w:rPr>
-      </w:pPr>
-      <w:r>
-        <w:rPr>
-          <w:lang w:val="de-CH"/>
-        </w:rPr>
-        <w:t xml:space="preserve">Anstatt echte Datenbankabfragen durchzuführen, habe ich die Repositories isoliert und durch sogenannte </w:t>
-      </w:r>
-      <w:r>
-        <w:rPr>
-          <w:i/>
-          <w:iCs/>
-          <w:lang w:val="de-CH"/>
-        </w:rPr>
-        <w:t>Mocks</w:t>
-      </w:r>
-      <w:r>
-        <w:rPr>
-          <w:lang w:val="de-CH"/>
-        </w:rPr>
-        <w:t xml:space="preserve"> ersetzt (hierbei bin ich auf das aktuellere @MockitoBean umgestiegen, um sauberen und zukunftssicheren Code zu schreiben). Mit dem Werkzeug MockMvc habe ich dann simulierte HTTP-Anfragen an meine neuen Routen gesendet. Dabei habe ich drei Dinge automatisiert geprüft:</w:t>
-      </w:r>
-    </w:p>
-    <w:p>
-      <w:pPr>
-        <w:numPr>
-          <w:ilvl w:val="0"/>
-          <w:numId w:val="8"/>
-        </w:numPr>
-        <w:rPr>
-          <w:lang w:val="de-CH"/>
-        </w:rPr>
-      </w:pPr>
-      <w:r>
-        <w:rPr>
-          <w:lang w:val="de-CH"/>
-        </w:rPr>
-        <w:t>Ob der Server mit einem erfolgreichen Status (z.B. 200 OK oder 3xx Redirection) antwortet.</w:t>
-      </w:r>
-    </w:p>
-    <w:p>
-      <w:pPr>
-        <w:numPr>
-          <w:ilvl w:val="0"/>
-          <w:numId w:val="8"/>
-        </w:numPr>
-        <w:rPr>
-          <w:lang w:val="de-CH"/>
-        </w:rPr>
-      </w:pPr>
-      <w:r>
-        <w:rPr>
-          <w:lang w:val="de-CH"/>
-        </w:rPr>
-        <w:t>Ob der Controller den Nutzer auf die richtige HTML-Seite oder URL weiterleitet (view().name() bzw. redirectedUrl()).</w:t>
-      </w:r>
-    </w:p>
-    <w:p>
-      <w:pPr>
-        <w:numPr>
-          <w:ilvl w:val="0"/>
-          <w:numId w:val="8"/>
-        </w:numPr>
-        <w:rPr>
-          <w:lang w:val="de-CH"/>
-        </w:rPr>
-      </w:pPr>
-      <w:r>
-        <w:rPr>
-          <w:lang w:val="de-CH"/>
-        </w:rPr>
-        <w:t>Ob der Controller im Hintergrund auch wirklich die Datenbankbefehle zum Speichern (save) oder Löschen (deleteById) aufruft (Mockito.verify).</w:t>
-      </w:r>
-    </w:p>
-    <w:p>
-      <w:pPr>
-        <w:rPr>
-          <w:lang w:val="de-CH"/>
-        </w:rPr>
-      </w:pPr>
-      <w:r>
-        <w:rPr>
-          <w:lang w:val="de-CH"/>
-        </w:rPr>
-        <w:t>Fazit: Durch diese Erweiterungen ist das Projekt nun ein voll funktionsfähiges System. Der Nutzer kann Geräte über eine grafische Oberfläche verwalten (hinzufügen, ansehen, ausleihen, zurückgeben, bearbeiten und löschen) und das Backend sorgt im Hintergrund verlässlich für die Datenspeicherung. Dank TDD sind all diese Pfade durch insgesamt 29 erfolgreiche automatisierte Tests abgedeckt.</w:t>
-      </w:r>
+        <w:t>Fazit: Durch diese Erweiterungen ist das Projekt nun ein voll funktionsfähiges System. Der Nutzer kann Geräte über eine grafische Oberfläche verwalten (hinzufügen, ansehen, ausleihen, zurückgeben, bearbeiten und löschen) und das Backend sorgt im Hintergrund verlässlich für die Datenspeicherung. Durch die strikte Einhaltung der TDD-Vorgaben sind all diese Pfade durch insgesamt 29 erfolgreiche automatisierte Tests abgedeckt.</w:t>
+      </w:r>
+    </w:p>
+    <w:p>
+      <w:pPr>
+        <w:rPr>
+          <w:lang w:val="de-CH"/>
+        </w:rPr>
+      </w:pPr>
     </w:p>
     <w:sectPr>
       <w:pgSz w:w="11906" w:h="16838"/>
@@ -1633,6 +1657,304 @@
     </w:lvl>
   </w:abstractNum>
   <w:abstractNum w:abstractNumId="5" w15:restartNumberingAfterBreak="0">
+    <w:nsid w:val="4D156E81"/>
+    <w:multiLevelType w:val="multilevel"/>
+    <w:tmpl w:val="15B06C18"/>
+    <w:lvl w:ilvl="0">
+      <w:start w:val="1"/>
+      <w:numFmt w:val="bullet"/>
+      <w:lvlText w:val=""/>
+      <w:lvlJc w:val="left"/>
+      <w:pPr>
+        <w:tabs>
+          <w:tab w:val="num" w:pos="720"/>
+        </w:tabs>
+        <w:ind w:left="720" w:hanging="360"/>
+      </w:pPr>
+      <w:rPr>
+        <w:rFonts w:ascii="Symbol" w:hAnsi="Symbol" w:hint="default"/>
+        <w:sz w:val="20"/>
+      </w:rPr>
+    </w:lvl>
+    <w:lvl w:ilvl="1" w:tentative="1">
+      <w:start w:val="1"/>
+      <w:numFmt w:val="bullet"/>
+      <w:lvlText w:val="o"/>
+      <w:lvlJc w:val="left"/>
+      <w:pPr>
+        <w:tabs>
+          <w:tab w:val="num" w:pos="1440"/>
+        </w:tabs>
+        <w:ind w:left="1440" w:hanging="360"/>
+      </w:pPr>
+      <w:rPr>
+        <w:rFonts w:ascii="Courier New" w:hAnsi="Courier New" w:hint="default"/>
+        <w:sz w:val="20"/>
+      </w:rPr>
+    </w:lvl>
+    <w:lvl w:ilvl="2" w:tentative="1">
+      <w:start w:val="1"/>
+      <w:numFmt w:val="bullet"/>
+      <w:lvlText w:val=""/>
+      <w:lvlJc w:val="left"/>
+      <w:pPr>
+        <w:tabs>
+          <w:tab w:val="num" w:pos="2160"/>
+        </w:tabs>
+        <w:ind w:left="2160" w:hanging="360"/>
+      </w:pPr>
+      <w:rPr>
+        <w:rFonts w:ascii="Wingdings" w:hAnsi="Wingdings" w:hint="default"/>
+        <w:sz w:val="20"/>
+      </w:rPr>
+    </w:lvl>
+    <w:lvl w:ilvl="3" w:tentative="1">
+      <w:start w:val="1"/>
+      <w:numFmt w:val="bullet"/>
+      <w:lvlText w:val=""/>
+      <w:lvlJc w:val="left"/>
+      <w:pPr>
+        <w:tabs>
+          <w:tab w:val="num" w:pos="2880"/>
+        </w:tabs>
+        <w:ind w:left="2880" w:hanging="360"/>
+      </w:pPr>
+      <w:rPr>
+        <w:rFonts w:ascii="Wingdings" w:hAnsi="Wingdings" w:hint="default"/>
+        <w:sz w:val="20"/>
+      </w:rPr>
+    </w:lvl>
+    <w:lvl w:ilvl="4" w:tentative="1">
+      <w:start w:val="1"/>
+      <w:numFmt w:val="bullet"/>
+      <w:lvlText w:val=""/>
+      <w:lvlJc w:val="left"/>
+      <w:pPr>
+        <w:tabs>
+          <w:tab w:val="num" w:pos="3600"/>
+        </w:tabs>
+        <w:ind w:left="3600" w:hanging="360"/>
+      </w:pPr>
+      <w:rPr>
+        <w:rFonts w:ascii="Wingdings" w:hAnsi="Wingdings" w:hint="default"/>
+        <w:sz w:val="20"/>
+      </w:rPr>
+    </w:lvl>
+    <w:lvl w:ilvl="5" w:tentative="1">
+      <w:start w:val="1"/>
+      <w:numFmt w:val="bullet"/>
+      <w:lvlText w:val=""/>
+      <w:lvlJc w:val="left"/>
+      <w:pPr>
+        <w:tabs>
+          <w:tab w:val="num" w:pos="4320"/>
+        </w:tabs>
+        <w:ind w:left="4320" w:hanging="360"/>
+      </w:pPr>
+      <w:rPr>
+        <w:rFonts w:ascii="Wingdings" w:hAnsi="Wingdings" w:hint="default"/>
+        <w:sz w:val="20"/>
+      </w:rPr>
+    </w:lvl>
+    <w:lvl w:ilvl="6" w:tentative="1">
+      <w:start w:val="1"/>
+      <w:numFmt w:val="bullet"/>
+      <w:lvlText w:val=""/>
+      <w:lvlJc w:val="left"/>
+      <w:pPr>
+        <w:tabs>
+          <w:tab w:val="num" w:pos="5040"/>
+        </w:tabs>
+        <w:ind w:left="5040" w:hanging="360"/>
+      </w:pPr>
+      <w:rPr>
+        <w:rFonts w:ascii="Wingdings" w:hAnsi="Wingdings" w:hint="default"/>
+        <w:sz w:val="20"/>
+      </w:rPr>
+    </w:lvl>
+    <w:lvl w:ilvl="7" w:tentative="1">
+      <w:start w:val="1"/>
+      <w:numFmt w:val="bullet"/>
+      <w:lvlText w:val=""/>
+      <w:lvlJc w:val="left"/>
+      <w:pPr>
+        <w:tabs>
+          <w:tab w:val="num" w:pos="5760"/>
+        </w:tabs>
+        <w:ind w:left="5760" w:hanging="360"/>
+      </w:pPr>
+      <w:rPr>
+        <w:rFonts w:ascii="Wingdings" w:hAnsi="Wingdings" w:hint="default"/>
+        <w:sz w:val="20"/>
+      </w:rPr>
+    </w:lvl>
+    <w:lvl w:ilvl="8" w:tentative="1">
+      <w:start w:val="1"/>
+      <w:numFmt w:val="bullet"/>
+      <w:lvlText w:val=""/>
+      <w:lvlJc w:val="left"/>
+      <w:pPr>
+        <w:tabs>
+          <w:tab w:val="num" w:pos="6480"/>
+        </w:tabs>
+        <w:ind w:left="6480" w:hanging="360"/>
+      </w:pPr>
+      <w:rPr>
+        <w:rFonts w:ascii="Wingdings" w:hAnsi="Wingdings" w:hint="default"/>
+        <w:sz w:val="20"/>
+      </w:rPr>
+    </w:lvl>
+  </w:abstractNum>
+  <w:abstractNum w:abstractNumId="6" w15:restartNumberingAfterBreak="0">
+    <w:nsid w:val="4E531DD9"/>
+    <w:multiLevelType w:val="multilevel"/>
+    <w:tmpl w:val="A35A291A"/>
+    <w:lvl w:ilvl="0">
+      <w:start w:val="1"/>
+      <w:numFmt w:val="bullet"/>
+      <w:lvlText w:val=""/>
+      <w:lvlJc w:val="left"/>
+      <w:pPr>
+        <w:tabs>
+          <w:tab w:val="num" w:pos="720"/>
+        </w:tabs>
+        <w:ind w:left="720" w:hanging="360"/>
+      </w:pPr>
+      <w:rPr>
+        <w:rFonts w:ascii="Symbol" w:hAnsi="Symbol" w:hint="default"/>
+        <w:sz w:val="20"/>
+      </w:rPr>
+    </w:lvl>
+    <w:lvl w:ilvl="1" w:tentative="1">
+      <w:start w:val="1"/>
+      <w:numFmt w:val="bullet"/>
+      <w:lvlText w:val="o"/>
+      <w:lvlJc w:val="left"/>
+      <w:pPr>
+        <w:tabs>
+          <w:tab w:val="num" w:pos="1440"/>
+        </w:tabs>
+        <w:ind w:left="1440" w:hanging="360"/>
+      </w:pPr>
+      <w:rPr>
+        <w:rFonts w:ascii="Courier New" w:hAnsi="Courier New" w:hint="default"/>
+        <w:sz w:val="20"/>
+      </w:rPr>
+    </w:lvl>
+    <w:lvl w:ilvl="2" w:tentative="1">
+      <w:start w:val="1"/>
+      <w:numFmt w:val="bullet"/>
+      <w:lvlText w:val=""/>
+      <w:lvlJc w:val="left"/>
+      <w:pPr>
+        <w:tabs>
+          <w:tab w:val="num" w:pos="2160"/>
+        </w:tabs>
+        <w:ind w:left="2160" w:hanging="360"/>
+      </w:pPr>
+      <w:rPr>
+        <w:rFonts w:ascii="Wingdings" w:hAnsi="Wingdings" w:hint="default"/>
+        <w:sz w:val="20"/>
+      </w:rPr>
+    </w:lvl>
+    <w:lvl w:ilvl="3" w:tentative="1">
+      <w:start w:val="1"/>
+      <w:numFmt w:val="bullet"/>
+      <w:lvlText w:val=""/>
+      <w:lvlJc w:val="left"/>
+      <w:pPr>
+        <w:tabs>
+          <w:tab w:val="num" w:pos="2880"/>
+        </w:tabs>
+        <w:ind w:left="2880" w:hanging="360"/>
+      </w:pPr>
+      <w:rPr>
+        <w:rFonts w:ascii="Wingdings" w:hAnsi="Wingdings" w:hint="default"/>
+        <w:sz w:val="20"/>
+      </w:rPr>
+    </w:lvl>
+    <w:lvl w:ilvl="4" w:tentative="1">
+      <w:start w:val="1"/>
+      <w:numFmt w:val="bullet"/>
+      <w:lvlText w:val=""/>
+      <w:lvlJc w:val="left"/>
+      <w:pPr>
+        <w:tabs>
+          <w:tab w:val="num" w:pos="3600"/>
+        </w:tabs>
+        <w:ind w:left="3600" w:hanging="360"/>
+      </w:pPr>
+      <w:rPr>
+        <w:rFonts w:ascii="Wingdings" w:hAnsi="Wingdings" w:hint="default"/>
+        <w:sz w:val="20"/>
+      </w:rPr>
+    </w:lvl>
+    <w:lvl w:ilvl="5" w:tentative="1">
+      <w:start w:val="1"/>
+      <w:numFmt w:val="bullet"/>
+      <w:lvlText w:val=""/>
+      <w:lvlJc w:val="left"/>
+      <w:pPr>
+        <w:tabs>
+          <w:tab w:val="num" w:pos="4320"/>
+        </w:tabs>
+        <w:ind w:left="4320" w:hanging="360"/>
+      </w:pPr>
+      <w:rPr>
+        <w:rFonts w:ascii="Wingdings" w:hAnsi="Wingdings" w:hint="default"/>
+        <w:sz w:val="20"/>
+      </w:rPr>
+    </w:lvl>
+    <w:lvl w:ilvl="6" w:tentative="1">
+      <w:start w:val="1"/>
+      <w:numFmt w:val="bullet"/>
+      <w:lvlText w:val=""/>
+      <w:lvlJc w:val="left"/>
+      <w:pPr>
+        <w:tabs>
+          <w:tab w:val="num" w:pos="5040"/>
+        </w:tabs>
+        <w:ind w:left="5040" w:hanging="360"/>
+      </w:pPr>
+      <w:rPr>
+        <w:rFonts w:ascii="Wingdings" w:hAnsi="Wingdings" w:hint="default"/>
+        <w:sz w:val="20"/>
+      </w:rPr>
+    </w:lvl>
+    <w:lvl w:ilvl="7" w:tentative="1">
+      <w:start w:val="1"/>
+      <w:numFmt w:val="bullet"/>
+      <w:lvlText w:val=""/>
+      <w:lvlJc w:val="left"/>
+      <w:pPr>
+        <w:tabs>
+          <w:tab w:val="num" w:pos="5760"/>
+        </w:tabs>
+        <w:ind w:left="5760" w:hanging="360"/>
+      </w:pPr>
+      <w:rPr>
+        <w:rFonts w:ascii="Wingdings" w:hAnsi="Wingdings" w:hint="default"/>
+        <w:sz w:val="20"/>
+      </w:rPr>
+    </w:lvl>
+    <w:lvl w:ilvl="8" w:tentative="1">
+      <w:start w:val="1"/>
+      <w:numFmt w:val="bullet"/>
+      <w:lvlText w:val=""/>
+      <w:lvlJc w:val="left"/>
+      <w:pPr>
+        <w:tabs>
+          <w:tab w:val="num" w:pos="6480"/>
+        </w:tabs>
+        <w:ind w:left="6480" w:hanging="360"/>
+      </w:pPr>
+      <w:rPr>
+        <w:rFonts w:ascii="Wingdings" w:hAnsi="Wingdings" w:hint="default"/>
+        <w:sz w:val="20"/>
+      </w:rPr>
+    </w:lvl>
+  </w:abstractNum>
+  <w:abstractNum w:abstractNumId="7" w15:restartNumberingAfterBreak="0">
     <w:nsid w:val="59055B41"/>
     <w:multiLevelType w:val="multilevel"/>
     <w:tmpl w:val="1D48DDF6"/>
@@ -1745,7 +2067,7 @@
       </w:pPr>
     </w:lvl>
   </w:abstractNum>
-  <w:abstractNum w:abstractNumId="6" w15:restartNumberingAfterBreak="0">
+  <w:abstractNum w:abstractNumId="8" w15:restartNumberingAfterBreak="0">
     <w:nsid w:val="5D567EE8"/>
     <w:multiLevelType w:val="multilevel"/>
     <w:tmpl w:val="9B6C0E8A"/>
@@ -1858,7 +2180,156 @@
       </w:pPr>
     </w:lvl>
   </w:abstractNum>
-  <w:abstractNum w:abstractNumId="7" w15:restartNumberingAfterBreak="0">
+  <w:abstractNum w:abstractNumId="9" w15:restartNumberingAfterBreak="0">
+    <w:nsid w:val="62CC7E39"/>
+    <w:multiLevelType w:val="multilevel"/>
+    <w:tmpl w:val="31B41F52"/>
+    <w:lvl w:ilvl="0">
+      <w:start w:val="1"/>
+      <w:numFmt w:val="bullet"/>
+      <w:lvlText w:val=""/>
+      <w:lvlJc w:val="left"/>
+      <w:pPr>
+        <w:tabs>
+          <w:tab w:val="num" w:pos="720"/>
+        </w:tabs>
+        <w:ind w:left="720" w:hanging="360"/>
+      </w:pPr>
+      <w:rPr>
+        <w:rFonts w:ascii="Symbol" w:hAnsi="Symbol" w:hint="default"/>
+        <w:sz w:val="20"/>
+      </w:rPr>
+    </w:lvl>
+    <w:lvl w:ilvl="1" w:tentative="1">
+      <w:start w:val="1"/>
+      <w:numFmt w:val="bullet"/>
+      <w:lvlText w:val="o"/>
+      <w:lvlJc w:val="left"/>
+      <w:pPr>
+        <w:tabs>
+          <w:tab w:val="num" w:pos="1440"/>
+        </w:tabs>
+        <w:ind w:left="1440" w:hanging="360"/>
+      </w:pPr>
+      <w:rPr>
+        <w:rFonts w:ascii="Courier New" w:hAnsi="Courier New" w:hint="default"/>
+        <w:sz w:val="20"/>
+      </w:rPr>
+    </w:lvl>
+    <w:lvl w:ilvl="2" w:tentative="1">
+      <w:start w:val="1"/>
+      <w:numFmt w:val="bullet"/>
+      <w:lvlText w:val=""/>
+      <w:lvlJc w:val="left"/>
+      <w:pPr>
+        <w:tabs>
+          <w:tab w:val="num" w:pos="2160"/>
+        </w:tabs>
+        <w:ind w:left="2160" w:hanging="360"/>
+      </w:pPr>
+      <w:rPr>
+        <w:rFonts w:ascii="Wingdings" w:hAnsi="Wingdings" w:hint="default"/>
+        <w:sz w:val="20"/>
+      </w:rPr>
+    </w:lvl>
+    <w:lvl w:ilvl="3" w:tentative="1">
+      <w:start w:val="1"/>
+      <w:numFmt w:val="bullet"/>
+      <w:lvlText w:val=""/>
+      <w:lvlJc w:val="left"/>
+      <w:pPr>
+        <w:tabs>
+          <w:tab w:val="num" w:pos="2880"/>
+        </w:tabs>
+        <w:ind w:left="2880" w:hanging="360"/>
+      </w:pPr>
+      <w:rPr>
+        <w:rFonts w:ascii="Wingdings" w:hAnsi="Wingdings" w:hint="default"/>
+        <w:sz w:val="20"/>
+      </w:rPr>
+    </w:lvl>
+    <w:lvl w:ilvl="4" w:tentative="1">
+      <w:start w:val="1"/>
+      <w:numFmt w:val="bullet"/>
+      <w:lvlText w:val=""/>
+      <w:lvlJc w:val="left"/>
+      <w:pPr>
+        <w:tabs>
+          <w:tab w:val="num" w:pos="3600"/>
+        </w:tabs>
+        <w:ind w:left="3600" w:hanging="360"/>
+      </w:pPr>
+      <w:rPr>
+        <w:rFonts w:ascii="Wingdings" w:hAnsi="Wingdings" w:hint="default"/>
+        <w:sz w:val="20"/>
+      </w:rPr>
+    </w:lvl>
+    <w:lvl w:ilvl="5" w:tentative="1">
+      <w:start w:val="1"/>
+      <w:numFmt w:val="bullet"/>
+      <w:lvlText w:val=""/>
+      <w:lvlJc w:val="left"/>
+      <w:pPr>
+        <w:tabs>
+          <w:tab w:val="num" w:pos="4320"/>
+        </w:tabs>
+        <w:ind w:left="4320" w:hanging="360"/>
+      </w:pPr>
+      <w:rPr>
+        <w:rFonts w:ascii="Wingdings" w:hAnsi="Wingdings" w:hint="default"/>
+        <w:sz w:val="20"/>
+      </w:rPr>
+    </w:lvl>
+    <w:lvl w:ilvl="6" w:tentative="1">
+      <w:start w:val="1"/>
+      <w:numFmt w:val="bullet"/>
+      <w:lvlText w:val=""/>
+      <w:lvlJc w:val="left"/>
+      <w:pPr>
+        <w:tabs>
+          <w:tab w:val="num" w:pos="5040"/>
+        </w:tabs>
+        <w:ind w:left="5040" w:hanging="360"/>
+      </w:pPr>
+      <w:rPr>
+        <w:rFonts w:ascii="Wingdings" w:hAnsi="Wingdings" w:hint="default"/>
+        <w:sz w:val="20"/>
+      </w:rPr>
+    </w:lvl>
+    <w:lvl w:ilvl="7" w:tentative="1">
+      <w:start w:val="1"/>
+      <w:numFmt w:val="bullet"/>
+      <w:lvlText w:val=""/>
+      <w:lvlJc w:val="left"/>
+      <w:pPr>
+        <w:tabs>
+          <w:tab w:val="num" w:pos="5760"/>
+        </w:tabs>
+        <w:ind w:left="5760" w:hanging="360"/>
+      </w:pPr>
+      <w:rPr>
+        <w:rFonts w:ascii="Wingdings" w:hAnsi="Wingdings" w:hint="default"/>
+        <w:sz w:val="20"/>
+      </w:rPr>
+    </w:lvl>
+    <w:lvl w:ilvl="8" w:tentative="1">
+      <w:start w:val="1"/>
+      <w:numFmt w:val="bullet"/>
+      <w:lvlText w:val=""/>
+      <w:lvlJc w:val="left"/>
+      <w:pPr>
+        <w:tabs>
+          <w:tab w:val="num" w:pos="6480"/>
+        </w:tabs>
+        <w:ind w:left="6480" w:hanging="360"/>
+      </w:pPr>
+      <w:rPr>
+        <w:rFonts w:ascii="Wingdings" w:hAnsi="Wingdings" w:hint="default"/>
+        <w:sz w:val="20"/>
+      </w:rPr>
+    </w:lvl>
+  </w:abstractNum>
+  <w:abstractNum w:abstractNumId="10" w15:restartNumberingAfterBreak="0">
     <w:nsid w:val="75685A8A"/>
     <w:multiLevelType w:val="multilevel"/>
     <w:tmpl w:val="43046CE6"/>
@@ -2008,7 +2479,7 @@
     </w:lvl>
   </w:abstractNum>
   <w:num w:numId="1" w16cid:durableId="254362766">
-    <w:abstractNumId w:val="6"/>
+    <w:abstractNumId w:val="8"/>
   </w:num>
   <w:num w:numId="2" w16cid:durableId="1988700923">
     <w:abstractNumId w:val="2"/>
@@ -2023,13 +2494,22 @@
     <w:abstractNumId w:val="3"/>
   </w:num>
   <w:num w:numId="6" w16cid:durableId="321200418">
-    <w:abstractNumId w:val="7"/>
+    <w:abstractNumId w:val="10"/>
   </w:num>
   <w:num w:numId="7" w16cid:durableId="1727144363">
     <w:abstractNumId w:val="4"/>
   </w:num>
   <w:num w:numId="8" w16cid:durableId="1886478628">
+    <w:abstractNumId w:val="7"/>
+  </w:num>
+  <w:num w:numId="9" w16cid:durableId="564226143">
+    <w:abstractNumId w:val="6"/>
+  </w:num>
+  <w:num w:numId="10" w16cid:durableId="965892267">
     <w:abstractNumId w:val="5"/>
+  </w:num>
+  <w:num w:numId="11" w16cid:durableId="172764082">
+    <w:abstractNumId w:val="9"/>
   </w:num>
 </w:numbering>
 </file>
@@ -2641,7 +3121,6 @@
   <w:style w:type="character" w:default="1" w:styleId="DefaultParagraphFont">
     <w:name w:val="Default Paragraph Font"/>
     <w:uiPriority w:val="1"/>
-    <w:semiHidden/>
     <w:unhideWhenUsed/>
   </w:style>
   <w:style w:type="table" w:default="1" w:styleId="TableNormal">
